--- a/lab4/Отчёт лабораторная 4.docx
+++ b/lab4/Отчёт лабораторная 4.docx
@@ -2560,10 +2560,10 @@
           <w:lang w:val="ru-RU"/>
         </w:rPr>
         <w:drawing>
-          <wp:inline distT="0" distB="0" distL="0" distR="0" wp14:anchorId="46F72139" wp14:editId="5C0AA149">
-            <wp:extent cx="5940425" cy="670560"/>
-            <wp:effectExtent l="0" t="0" r="3175" b="0"/>
-            <wp:docPr id="29" name="Рисунок 29"/>
+          <wp:inline distT="0" distB="0" distL="0" distR="0" wp14:anchorId="2F246FC5" wp14:editId="23E09928">
+            <wp:extent cx="5172797" cy="1581371"/>
+            <wp:effectExtent l="0" t="0" r="0" b="0"/>
+            <wp:docPr id="37" name="Рисунок 37"/>
             <wp:cNvGraphicFramePr>
               <a:graphicFrameLocks xmlns:a="http://schemas.openxmlformats.org/drawingml/2006/main" noChangeAspect="1"/>
             </wp:cNvGraphicFramePr>
@@ -2583,7 +2583,7 @@
                   <pic:spPr>
                     <a:xfrm>
                       <a:off x="0" y="0"/>
-                      <a:ext cx="5940425" cy="670560"/>
+                      <a:ext cx="5172797" cy="1581371"/>
                     </a:xfrm>
                     <a:prstGeom prst="rect">
                       <a:avLst/>
@@ -2875,10 +2875,10 @@
           <w:lang w:val="ru-RU"/>
         </w:rPr>
         <w:drawing>
-          <wp:inline distT="0" distB="0" distL="0" distR="0" wp14:anchorId="1F4FF765" wp14:editId="4C696237">
-            <wp:extent cx="5940425" cy="694690"/>
+          <wp:inline distT="0" distB="0" distL="0" distR="0" wp14:anchorId="0DAF8877" wp14:editId="4B4BF04C">
+            <wp:extent cx="5940425" cy="880110"/>
             <wp:effectExtent l="0" t="0" r="3175" b="0"/>
-            <wp:docPr id="32" name="Рисунок 32"/>
+            <wp:docPr id="38" name="Рисунок 38"/>
             <wp:cNvGraphicFramePr>
               <a:graphicFrameLocks xmlns:a="http://schemas.openxmlformats.org/drawingml/2006/main" noChangeAspect="1"/>
             </wp:cNvGraphicFramePr>
@@ -2898,7 +2898,7 @@
                   <pic:spPr>
                     <a:xfrm>
                       <a:off x="0" y="0"/>
-                      <a:ext cx="5940425" cy="694690"/>
+                      <a:ext cx="5940425" cy="880110"/>
                     </a:xfrm>
                     <a:prstGeom prst="rect">
                       <a:avLst/>
